--- a/resume/alice-curiel-resume-ATS.docx
+++ b/resume/alice-curiel-resume-ATS.docx
@@ -43,7 +43,7 @@
         </w:rPr>
         <w:t xml:space="preserve">hello@aliceportfolio.com  |  aliceportfolio.com  |  </w:t>
       </w:r>
-      <w:hyperlink w:history="1" r:id="rIdjakjmpdr8ectqabjljefz">
+      <w:hyperlink w:history="1" r:id="rIdwz1pcxbn4hblnpawbqrst">
         <w:r>
           <w:rPr>
             <w:rFonts w:ascii="Calibri" w:cs="Calibri" w:eastAsia="Calibri" w:hAnsi="Calibri"/>
@@ -135,7 +135,7 @@
           <w:sz w:val="21"/>
           <w:szCs w:val="21"/>
         </w:rPr>
-        <w:t xml:space="preserve">Domain Expertise: High-Stakes Product UX, Healthtech &amp; Civic UX, B2C &amp; B2B Product Design, 0-to-1 Product Design</w:t>
+        <w:t xml:space="preserve">Domain Expertise: High-Stakes Product UX, Healthtech &amp; Civic UX, B2C &amp; B2B Product Design, 0-to-1 Product Design, Design Thinking, AI Product Design</w:t>
       </w:r>
     </w:p>
     <w:p>
@@ -169,7 +169,7 @@
           <w:sz w:val="21"/>
           <w:szCs w:val="21"/>
         </w:rPr>
-        <w:t xml:space="preserve">Craft &amp; Leadership: Visual &amp; Brand Systems, Design Systems, Interaction &amp; Motion Design, Wireframing &amp; Prototyping, Developer Handoff, Front-End Development, Design Leadership, Cross-functional Collaboration</w:t>
+        <w:t xml:space="preserve">Craft &amp; Leadership: Visual &amp; Brand Systems, Design Systems, Interaction &amp; Motion Design, Wireframing &amp; Prototyping, Developer Handoff, Front-End Development, Design Leadership, Cross-functional Collaboration, Agile &amp; Scrum Methodology</w:t>
       </w:r>
     </w:p>
     <w:p>
@@ -245,7 +245,7 @@
     </w:p>
     <w:p>
       <w:pPr>
-        <w:spacing w:after="80"/>
+        <w:spacing w:after="140"/>
       </w:pPr>
       <w:r>
         <w:rPr>
@@ -277,7 +277,7 @@
           <w:sz w:val="22"/>
           <w:szCs w:val="22"/>
         </w:rPr>
-        <w:t xml:space="preserve">Toolkit</w:t>
+        <w:t xml:space="preserve">Certificates</w:t>
       </w:r>
     </w:p>
     <w:p>
@@ -294,7 +294,78 @@
           <w:sz w:val="21"/>
           <w:szCs w:val="21"/>
         </w:rPr>
-        <w:t xml:space="preserve">Figma, Adobe Creative Suite, Cursor, HTML/CSS/JS, AI-Assisted Design Tools</w:t>
+        <w:t xml:space="preserve">Enterprise Design Thinking Practitioner — IBM</w:t>
+      </w:r>
+    </w:p>
+    <w:p>
+      <w:pPr>
+        <w:spacing w:after="80"/>
+      </w:pPr>
+      <w:r>
+        <w:rPr>
+          <w:rFonts w:ascii="Calibri" w:cs="Calibri" w:eastAsia="Calibri" w:hAnsi="Calibri"/>
+          <w:b w:val="false"/>
+          <w:bCs w:val="false"/>
+          <w:i w:val="false"/>
+          <w:iCs w:val="false"/>
+          <w:sz w:val="21"/>
+          <w:szCs w:val="21"/>
+        </w:rPr>
+        <w:t xml:space="preserve">Team Essentials for Designing AI Solutions — IBM</w:t>
+      </w:r>
+    </w:p>
+    <w:p>
+      <w:pPr>
+        <w:spacing w:after="80"/>
+      </w:pPr>
+      <w:r>
+        <w:rPr>
+          <w:rFonts w:ascii="Calibri" w:cs="Calibri" w:eastAsia="Calibri" w:hAnsi="Calibri"/>
+          <w:b w:val="false"/>
+          <w:bCs w:val="false"/>
+          <w:i w:val="false"/>
+          <w:iCs w:val="false"/>
+          <w:sz w:val="21"/>
+          <w:szCs w:val="21"/>
+        </w:rPr>
+        <w:t xml:space="preserve">Professional Scrum Master I (PSM I) — Scrum.org</w:t>
+      </w:r>
+    </w:p>
+    <w:p>
+      <w:pPr>
+        <w:pStyle w:val="Heading2"/>
+        <w:pBdr>
+          <w:bottom w:val="single" w:color="999999" w:sz="4" w:space="2"/>
+        </w:pBdr>
+        <w:spacing w:after="100" w:before="260"/>
+      </w:pPr>
+      <w:r>
+        <w:rPr>
+          <w:rFonts w:ascii="Calibri" w:cs="Calibri" w:eastAsia="Calibri" w:hAnsi="Calibri"/>
+          <w:b/>
+          <w:bCs/>
+          <w:color w:val="000000"/>
+          <w:sz w:val="22"/>
+          <w:szCs w:val="22"/>
+        </w:rPr>
+        <w:t xml:space="preserve">Toolkit</w:t>
+      </w:r>
+    </w:p>
+    <w:p>
+      <w:pPr>
+        <w:spacing w:after="80"/>
+      </w:pPr>
+      <w:r>
+        <w:rPr>
+          <w:rFonts w:ascii="Calibri" w:cs="Calibri" w:eastAsia="Calibri" w:hAnsi="Calibri"/>
+          <w:b w:val="false"/>
+          <w:bCs w:val="false"/>
+          <w:i w:val="false"/>
+          <w:iCs w:val="false"/>
+          <w:sz w:val="21"/>
+          <w:szCs w:val="21"/>
+        </w:rPr>
+        <w:t xml:space="preserve">Figma, Adobe Creative Suite, Cursor, HTML/CSS, AI-Assisted Design Tools</w:t>
       </w:r>
     </w:p>
     <w:p>

--- a/resume/alice-curiel-resume-ATS.docx
+++ b/resume/alice-curiel-resume-ATS.docx
@@ -98,7 +98,7 @@
           <w:sz w:val="21"/>
           <w:szCs w:val="21"/>
         </w:rPr>
-        <w:t xml:space="preserve">Product Designer specializing in healthtech and civic tech. I build clean, human-centered experiences that move people, pairing rigorous research with systems-level design, and leading cross-functionally from discovery through developer handoff.</w:t>
+        <w:t xml:space="preserve">Product Designer with hands-on experience across research, interaction design, and design systems, primarily within health tech. Skilled at translating complex, high-stakes requirements, including clinical and regulatory constraints, into interfaces people can use with confidence.</w:t>
       </w:r>
     </w:p>
     <w:p>
@@ -403,8 +403,78 @@
           <w:sz w:val="22"/>
           <w:szCs w:val="22"/>
         </w:rPr>
-        <w:t xml:space="preserve">Freelance Creative &amp; Product Director</w:t>
-      </w:r>
+        <w:t xml:space="preserve">Freelance Creative &amp; Product Director  |  Diapulse Technologies Corporation</w:t>
+      </w:r>
+      <w:r>
+        <w:rPr>
+          <w:rFonts w:ascii="Calibri" w:cs="Calibri" w:eastAsia="Calibri" w:hAnsi="Calibri"/>
+          <w:sz w:val="20"/>
+          <w:szCs w:val="20"/>
+        </w:rPr>
+        <w:t xml:space="preserve">	2025 - Present</w:t>
+      </w:r>
+    </w:p>
+    <w:p>
+      <w:pPr>
+        <w:pStyle w:val="ListParagraph"/>
+        <w:numPr>
+          <w:ilvl w:val="0"/>
+          <w:numId w:val="2"/>
+        </w:numPr>
+        <w:spacing w:after="60"/>
+      </w:pPr>
+      <w:r>
+        <w:rPr>
+          <w:rFonts w:ascii="Calibri" w:cs="Calibri" w:eastAsia="Calibri" w:hAnsi="Calibri"/>
+          <w:sz w:val="21"/>
+          <w:szCs w:val="21"/>
+        </w:rPr>
+        <w:t xml:space="preserve">Directed the comprehensive rebrand of Diapulse, a 30-year legacy medical device, as the sole designer leading the visual identity system, information architecture, and full website overhaul.</w:t>
+      </w:r>
+    </w:p>
+    <w:p>
+      <w:pPr>
+        <w:pStyle w:val="ListParagraph"/>
+        <w:numPr>
+          <w:ilvl w:val="0"/>
+          <w:numId w:val="2"/>
+        </w:numPr>
+        <w:spacing w:after="60"/>
+      </w:pPr>
+      <w:r>
+        <w:rPr>
+          <w:rFonts w:ascii="Calibri" w:cs="Calibri" w:eastAsia="Calibri" w:hAnsi="Calibri"/>
+          <w:sz w:val="21"/>
+          <w:szCs w:val="21"/>
+        </w:rPr>
+        <w:t xml:space="preserve">Partnered with an industrial designer on the physical product's form and color, and rebuilt the software interface using detailed wireframes.</w:t>
+      </w:r>
+    </w:p>
+    <w:p>
+      <w:pPr>
+        <w:pStyle w:val="ListParagraph"/>
+        <w:numPr>
+          <w:ilvl w:val="0"/>
+          <w:numId w:val="2"/>
+        </w:numPr>
+        <w:spacing w:after="60"/>
+      </w:pPr>
+      <w:r>
+        <w:rPr>
+          <w:rFonts w:ascii="Calibri" w:cs="Calibri" w:eastAsia="Calibri" w:hAnsi="Calibri"/>
+          <w:sz w:val="21"/>
+          <w:szCs w:val="21"/>
+        </w:rPr>
+        <w:t xml:space="preserve">The new brand was fully adopted across all physical and digital touchpoints, with the updated clinical software now live in active use.</w:t>
+      </w:r>
+    </w:p>
+    <w:p>
+      <w:pPr>
+        <w:tabs>
+          <w:tab w:val="right" w:pos="9360"/>
+        </w:tabs>
+        <w:spacing w:after="20" w:before="160"/>
+      </w:pPr>
       <w:r>
         <w:rPr>
           <w:rFonts w:ascii="Calibri" w:cs="Calibri" w:eastAsia="Calibri" w:hAnsi="Calibri"/>
@@ -413,7 +483,7 @@
           <w:sz w:val="22"/>
           <w:szCs w:val="22"/>
         </w:rPr>
-        <w:t xml:space="preserve">  |  Diapulse Technologies Corporation</w:t>
+        <w:t xml:space="preserve">Creative Lead &amp; Designer  |  Hush Tech LLC</w:t>
       </w:r>
       <w:r>
         <w:rPr>
@@ -421,61 +491,61 @@
           <w:sz w:val="20"/>
           <w:szCs w:val="20"/>
         </w:rPr>
-        <w:t xml:space="preserve">	2025 - Present</w:t>
-      </w:r>
-    </w:p>
-    <w:p>
-      <w:pPr>
-        <w:pStyle w:val="ListParagraph"/>
-        <w:numPr>
-          <w:ilvl w:val="0"/>
-          <w:numId w:val="2"/>
-        </w:numPr>
-        <w:spacing w:after="60"/>
-      </w:pPr>
-      <w:r>
-        <w:rPr>
-          <w:rFonts w:ascii="Calibri" w:cs="Calibri" w:eastAsia="Calibri" w:hAnsi="Calibri"/>
-          <w:sz w:val="21"/>
-          <w:szCs w:val="21"/>
-        </w:rPr>
-        <w:t xml:space="preserve">Directed the comprehensive rebrand of Diapulse, a 30-year legacy medical device, as the sole designer leading the visual identity system, information architecture, and full website overhaul.</w:t>
-      </w:r>
-    </w:p>
-    <w:p>
-      <w:pPr>
-        <w:pStyle w:val="ListParagraph"/>
-        <w:numPr>
-          <w:ilvl w:val="0"/>
-          <w:numId w:val="2"/>
-        </w:numPr>
-        <w:spacing w:after="60"/>
-      </w:pPr>
-      <w:r>
-        <w:rPr>
-          <w:rFonts w:ascii="Calibri" w:cs="Calibri" w:eastAsia="Calibri" w:hAnsi="Calibri"/>
-          <w:sz w:val="21"/>
-          <w:szCs w:val="21"/>
-        </w:rPr>
-        <w:t xml:space="preserve">Partnered with an industrial designer on the physical product's form and color, and rebuilt the software interface using detailed wireframes.</w:t>
-      </w:r>
-    </w:p>
-    <w:p>
-      <w:pPr>
-        <w:pStyle w:val="ListParagraph"/>
-        <w:numPr>
-          <w:ilvl w:val="0"/>
-          <w:numId w:val="2"/>
-        </w:numPr>
-        <w:spacing w:after="60"/>
-      </w:pPr>
-      <w:r>
-        <w:rPr>
-          <w:rFonts w:ascii="Calibri" w:cs="Calibri" w:eastAsia="Calibri" w:hAnsi="Calibri"/>
-          <w:sz w:val="21"/>
-          <w:szCs w:val="21"/>
-        </w:rPr>
-        <w:t xml:space="preserve">The new brand was fully adopted across all physical and digital touchpoints, with the updated clinical software now live in active use.</w:t>
+        <w:t xml:space="preserve">	2024 - 2026</w:t>
+      </w:r>
+    </w:p>
+    <w:p>
+      <w:pPr>
+        <w:pStyle w:val="ListParagraph"/>
+        <w:numPr>
+          <w:ilvl w:val="0"/>
+          <w:numId w:val="2"/>
+        </w:numPr>
+        <w:spacing w:after="60"/>
+      </w:pPr>
+      <w:r>
+        <w:rPr>
+          <w:rFonts w:ascii="Calibri" w:cs="Calibri" w:eastAsia="Calibri" w:hAnsi="Calibri"/>
+          <w:sz w:val="21"/>
+          <w:szCs w:val="21"/>
+        </w:rPr>
+        <w:t xml:space="preserve">Led end-to-end brand and product design for the WAVE medical device, an FDA clinical trial device.</w:t>
+      </w:r>
+    </w:p>
+    <w:p>
+      <w:pPr>
+        <w:pStyle w:val="ListParagraph"/>
+        <w:numPr>
+          <w:ilvl w:val="0"/>
+          <w:numId w:val="2"/>
+        </w:numPr>
+        <w:spacing w:after="60"/>
+      </w:pPr>
+      <w:r>
+        <w:rPr>
+          <w:rFonts w:ascii="Calibri" w:cs="Calibri" w:eastAsia="Calibri" w:hAnsi="Calibri"/>
+          <w:sz w:val="21"/>
+          <w:szCs w:val="21"/>
+        </w:rPr>
+        <w:t xml:space="preserve">Established the foundational visual identity and design system, including the UI/UX for an ePRO app designed for protocol-compliant clinical trial data capture.</w:t>
+      </w:r>
+    </w:p>
+    <w:p>
+      <w:pPr>
+        <w:pStyle w:val="ListParagraph"/>
+        <w:numPr>
+          <w:ilvl w:val="0"/>
+          <w:numId w:val="2"/>
+        </w:numPr>
+        <w:spacing w:after="60"/>
+      </w:pPr>
+      <w:r>
+        <w:rPr>
+          <w:rFonts w:ascii="Calibri" w:cs="Calibri" w:eastAsia="Calibri" w:hAnsi="Calibri"/>
+          <w:sz w:val="21"/>
+          <w:szCs w:val="21"/>
+        </w:rPr>
+        <w:t xml:space="preserve">Executed the complete design of large-scale trade show booth and marketing materials for the brand's debut at the ACOG healthcare conference.</w:t>
       </w:r>
     </w:p>
     <w:p>
@@ -493,8 +563,96 @@
           <w:sz w:val="22"/>
           <w:szCs w:val="22"/>
         </w:rPr>
-        <w:t xml:space="preserve">Creative Lead &amp; Designer</w:t>
-      </w:r>
+        <w:t xml:space="preserve">Creative Director  |  Quest Technologies LLC</w:t>
+      </w:r>
+      <w:r>
+        <w:rPr>
+          <w:rFonts w:ascii="Calibri" w:cs="Calibri" w:eastAsia="Calibri" w:hAnsi="Calibri"/>
+          <w:sz w:val="20"/>
+          <w:szCs w:val="20"/>
+        </w:rPr>
+        <w:t xml:space="preserve">	2019 - 2023</w:t>
+      </w:r>
+    </w:p>
+    <w:p>
+      <w:pPr>
+        <w:pStyle w:val="ListParagraph"/>
+        <w:numPr>
+          <w:ilvl w:val="0"/>
+          <w:numId w:val="2"/>
+        </w:numPr>
+        <w:spacing w:after="60"/>
+      </w:pPr>
+      <w:r>
+        <w:rPr>
+          <w:rFonts w:ascii="Calibri" w:cs="Calibri" w:eastAsia="Calibri" w:hAnsi="Calibri"/>
+          <w:sz w:val="21"/>
+          <w:szCs w:val="21"/>
+        </w:rPr>
+        <w:t xml:space="preserve">Served as Creative Director for a small team of two developers and a junior designer, personally driving all design decisions and contributing front-end development.</w:t>
+      </w:r>
+    </w:p>
+    <w:p>
+      <w:pPr>
+        <w:pStyle w:val="ListParagraph"/>
+        <w:numPr>
+          <w:ilvl w:val="0"/>
+          <w:numId w:val="2"/>
+        </w:numPr>
+        <w:spacing w:after="60"/>
+      </w:pPr>
+      <w:r>
+        <w:rPr>
+          <w:rFonts w:ascii="Calibri" w:cs="Calibri" w:eastAsia="Calibri" w:hAnsi="Calibri"/>
+          <w:sz w:val="21"/>
+          <w:szCs w:val="21"/>
+        </w:rPr>
+        <w:t xml:space="preserve">Led brand identity and web product design for a roster of 20+ business clients, including healthcare organizations, hand-coding cohesive visual systems spanning websites, marketing materials, and digital touchpoints.</w:t>
+      </w:r>
+    </w:p>
+    <w:p>
+      <w:pPr>
+        <w:pStyle w:val="ListParagraph"/>
+        <w:numPr>
+          <w:ilvl w:val="0"/>
+          <w:numId w:val="2"/>
+        </w:numPr>
+        <w:spacing w:after="60"/>
+      </w:pPr>
+      <w:r>
+        <w:rPr>
+          <w:rFonts w:ascii="Calibri" w:cs="Calibri" w:eastAsia="Calibri" w:hAnsi="Calibri"/>
+          <w:sz w:val="21"/>
+          <w:szCs w:val="21"/>
+        </w:rPr>
+        <w:t xml:space="preserve">Built reservation- and appointment-enabled websites that let clients' customers self-schedule directly online, eliminating phone-dependent booking.</w:t>
+      </w:r>
+    </w:p>
+    <w:p>
+      <w:pPr>
+        <w:pStyle w:val="ListParagraph"/>
+        <w:numPr>
+          <w:ilvl w:val="0"/>
+          <w:numId w:val="2"/>
+        </w:numPr>
+        <w:spacing w:after="60"/>
+      </w:pPr>
+      <w:r>
+        <w:rPr>
+          <w:rFonts w:ascii="Calibri" w:cs="Calibri" w:eastAsia="Calibri" w:hAnsi="Calibri"/>
+          <w:sz w:val="21"/>
+          <w:szCs w:val="21"/>
+        </w:rPr>
+        <w:t xml:space="preserve">Delivered projects on an average three-week turnaround depending on scope, sustaining strong client retention through ongoing updates and platform upgrades.</w:t>
+      </w:r>
+    </w:p>
+    <w:p>
+      <w:pPr>
+        <w:tabs>
+          <w:tab w:val="right" w:pos="9360"/>
+        </w:tabs>
+        <w:spacing w:after="20" w:before="160"/>
+      </w:pPr>
       <w:r>
         <w:rPr>
           <w:rFonts w:ascii="Calibri" w:cs="Calibri" w:eastAsia="Calibri" w:hAnsi="Calibri"/>
@@ -503,7 +661,7 @@
           <w:sz w:val="22"/>
           <w:szCs w:val="22"/>
         </w:rPr>
-        <w:t xml:space="preserve">  |  Hush Tech LLC</w:t>
+        <w:t xml:space="preserve">Web Communications Coordinator  |  Hostos Community College</w:t>
       </w:r>
       <w:r>
         <w:rPr>
@@ -511,61 +669,61 @@
           <w:sz w:val="20"/>
           <w:szCs w:val="20"/>
         </w:rPr>
-        <w:t xml:space="preserve">	2024 - 2026</w:t>
-      </w:r>
-    </w:p>
-    <w:p>
-      <w:pPr>
-        <w:pStyle w:val="ListParagraph"/>
-        <w:numPr>
-          <w:ilvl w:val="0"/>
-          <w:numId w:val="2"/>
-        </w:numPr>
-        <w:spacing w:after="60"/>
-      </w:pPr>
-      <w:r>
-        <w:rPr>
-          <w:rFonts w:ascii="Calibri" w:cs="Calibri" w:eastAsia="Calibri" w:hAnsi="Calibri"/>
-          <w:sz w:val="21"/>
-          <w:szCs w:val="21"/>
-        </w:rPr>
-        <w:t xml:space="preserve">Led end-to-end brand and product design for the WAVE medical device, an FDA clinical trial device.</w:t>
-      </w:r>
-    </w:p>
-    <w:p>
-      <w:pPr>
-        <w:pStyle w:val="ListParagraph"/>
-        <w:numPr>
-          <w:ilvl w:val="0"/>
-          <w:numId w:val="2"/>
-        </w:numPr>
-        <w:spacing w:after="60"/>
-      </w:pPr>
-      <w:r>
-        <w:rPr>
-          <w:rFonts w:ascii="Calibri" w:cs="Calibri" w:eastAsia="Calibri" w:hAnsi="Calibri"/>
-          <w:sz w:val="21"/>
-          <w:szCs w:val="21"/>
-        </w:rPr>
-        <w:t xml:space="preserve">Established the foundational visual identity and design system, including the UI/UX for an ePRO app designed for protocol-compliant clinical trial data capture.</w:t>
-      </w:r>
-    </w:p>
-    <w:p>
-      <w:pPr>
-        <w:pStyle w:val="ListParagraph"/>
-        <w:numPr>
-          <w:ilvl w:val="0"/>
-          <w:numId w:val="2"/>
-        </w:numPr>
-        <w:spacing w:after="60"/>
-      </w:pPr>
-      <w:r>
-        <w:rPr>
-          <w:rFonts w:ascii="Calibri" w:cs="Calibri" w:eastAsia="Calibri" w:hAnsi="Calibri"/>
-          <w:sz w:val="21"/>
-          <w:szCs w:val="21"/>
-        </w:rPr>
-        <w:t xml:space="preserve">Executed the complete design of large-scale trade show booth and marketing materials for the brand's debut at the ACOG healthcare conference.</w:t>
+        <w:t xml:space="preserve">	2017 - 2019</w:t>
+      </w:r>
+    </w:p>
+    <w:p>
+      <w:pPr>
+        <w:pStyle w:val="ListParagraph"/>
+        <w:numPr>
+          <w:ilvl w:val="0"/>
+          <w:numId w:val="2"/>
+        </w:numPr>
+        <w:spacing w:after="60"/>
+      </w:pPr>
+      <w:r>
+        <w:rPr>
+          <w:rFonts w:ascii="Calibri" w:cs="Calibri" w:eastAsia="Calibri" w:hAnsi="Calibri"/>
+          <w:sz w:val="21"/>
+          <w:szCs w:val="21"/>
+        </w:rPr>
+        <w:t xml:space="preserve">Managed large-scale digital communications reaching audiences of up to 20,000.</w:t>
+      </w:r>
+    </w:p>
+    <w:p>
+      <w:pPr>
+        <w:pStyle w:val="ListParagraph"/>
+        <w:numPr>
+          <w:ilvl w:val="0"/>
+          <w:numId w:val="2"/>
+        </w:numPr>
+        <w:spacing w:after="60"/>
+      </w:pPr>
+      <w:r>
+        <w:rPr>
+          <w:rFonts w:ascii="Calibri" w:cs="Calibri" w:eastAsia="Calibri" w:hAnsi="Calibri"/>
+          <w:sz w:val="21"/>
+          <w:szCs w:val="21"/>
+        </w:rPr>
+        <w:t xml:space="preserve">Led a New York citywide MTA advertising campaign for the college's 50th anniversary.</w:t>
+      </w:r>
+    </w:p>
+    <w:p>
+      <w:pPr>
+        <w:pStyle w:val="ListParagraph"/>
+        <w:numPr>
+          <w:ilvl w:val="0"/>
+          <w:numId w:val="2"/>
+        </w:numPr>
+        <w:spacing w:after="60"/>
+      </w:pPr>
+      <w:r>
+        <w:rPr>
+          <w:rFonts w:ascii="Calibri" w:cs="Calibri" w:eastAsia="Calibri" w:hAnsi="Calibri"/>
+          <w:sz w:val="21"/>
+          <w:szCs w:val="21"/>
+        </w:rPr>
+        <w:t xml:space="preserve">Designed for major campus events, including full-wall wrapping installations across all campus lobbies and window designs for the Campus Registrar's Office.</w:t>
       </w:r>
     </w:p>
     <w:p>
@@ -583,215 +741,7 @@
           <w:sz w:val="22"/>
           <w:szCs w:val="22"/>
         </w:rPr>
-        <w:t xml:space="preserve">Creative Director</w:t>
-      </w:r>
-      <w:r>
-        <w:rPr>
-          <w:rFonts w:ascii="Calibri" w:cs="Calibri" w:eastAsia="Calibri" w:hAnsi="Calibri"/>
-          <w:b/>
-          <w:bCs/>
-          <w:sz w:val="22"/>
-          <w:szCs w:val="22"/>
-        </w:rPr>
-        <w:t xml:space="preserve">  |  Quest Technologies LLC</w:t>
-      </w:r>
-      <w:r>
-        <w:rPr>
-          <w:rFonts w:ascii="Calibri" w:cs="Calibri" w:eastAsia="Calibri" w:hAnsi="Calibri"/>
-          <w:sz w:val="20"/>
-          <w:szCs w:val="20"/>
-        </w:rPr>
-        <w:t xml:space="preserve">	2019 - 2023</w:t>
-      </w:r>
-    </w:p>
-    <w:p>
-      <w:pPr>
-        <w:pStyle w:val="ListParagraph"/>
-        <w:numPr>
-          <w:ilvl w:val="0"/>
-          <w:numId w:val="2"/>
-        </w:numPr>
-        <w:spacing w:after="60"/>
-      </w:pPr>
-      <w:r>
-        <w:rPr>
-          <w:rFonts w:ascii="Calibri" w:cs="Calibri" w:eastAsia="Calibri" w:hAnsi="Calibri"/>
-          <w:sz w:val="21"/>
-          <w:szCs w:val="21"/>
-        </w:rPr>
-        <w:t xml:space="preserve">Served as Creative Director for a small team of two developers and a junior designer, personally driving all design decisions and contributing front-end development.</w:t>
-      </w:r>
-    </w:p>
-    <w:p>
-      <w:pPr>
-        <w:pStyle w:val="ListParagraph"/>
-        <w:numPr>
-          <w:ilvl w:val="0"/>
-          <w:numId w:val="2"/>
-        </w:numPr>
-        <w:spacing w:after="60"/>
-      </w:pPr>
-      <w:r>
-        <w:rPr>
-          <w:rFonts w:ascii="Calibri" w:cs="Calibri" w:eastAsia="Calibri" w:hAnsi="Calibri"/>
-          <w:sz w:val="21"/>
-          <w:szCs w:val="21"/>
-        </w:rPr>
-        <w:t xml:space="preserve">Led brand identity and web product design for a roster of 20+ business clients, including healthcare organizations, hand-coding cohesive visual systems spanning websites, marketing materials, and digital touchpoints.</w:t>
-      </w:r>
-    </w:p>
-    <w:p>
-      <w:pPr>
-        <w:pStyle w:val="ListParagraph"/>
-        <w:numPr>
-          <w:ilvl w:val="0"/>
-          <w:numId w:val="2"/>
-        </w:numPr>
-        <w:spacing w:after="60"/>
-      </w:pPr>
-      <w:r>
-        <w:rPr>
-          <w:rFonts w:ascii="Calibri" w:cs="Calibri" w:eastAsia="Calibri" w:hAnsi="Calibri"/>
-          <w:sz w:val="21"/>
-          <w:szCs w:val="21"/>
-        </w:rPr>
-        <w:t xml:space="preserve">Built reservation- and appointment-enabled websites that let clients' customers self-schedule directly online, eliminating phone-dependent booking.</w:t>
-      </w:r>
-    </w:p>
-    <w:p>
-      <w:pPr>
-        <w:pStyle w:val="ListParagraph"/>
-        <w:numPr>
-          <w:ilvl w:val="0"/>
-          <w:numId w:val="2"/>
-        </w:numPr>
-        <w:spacing w:after="60"/>
-      </w:pPr>
-      <w:r>
-        <w:rPr>
-          <w:rFonts w:ascii="Calibri" w:cs="Calibri" w:eastAsia="Calibri" w:hAnsi="Calibri"/>
-          <w:sz w:val="21"/>
-          <w:szCs w:val="21"/>
-        </w:rPr>
-        <w:t xml:space="preserve">Delivered projects on an average three-week turnaround depending on scope, sustaining strong client retention through ongoing updates and platform upgrades.</w:t>
-      </w:r>
-    </w:p>
-    <w:p>
-      <w:pPr>
-        <w:tabs>
-          <w:tab w:val="right" w:pos="9360"/>
-        </w:tabs>
-        <w:spacing w:after="20" w:before="160"/>
-      </w:pPr>
-      <w:r>
-        <w:rPr>
-          <w:rFonts w:ascii="Calibri" w:cs="Calibri" w:eastAsia="Calibri" w:hAnsi="Calibri"/>
-          <w:b/>
-          <w:bCs/>
-          <w:sz w:val="22"/>
-          <w:szCs w:val="22"/>
-        </w:rPr>
-        <w:t xml:space="preserve">Web Communications Coordinator</w:t>
-      </w:r>
-      <w:r>
-        <w:rPr>
-          <w:rFonts w:ascii="Calibri" w:cs="Calibri" w:eastAsia="Calibri" w:hAnsi="Calibri"/>
-          <w:b/>
-          <w:bCs/>
-          <w:sz w:val="22"/>
-          <w:szCs w:val="22"/>
-        </w:rPr>
-        <w:t xml:space="preserve">  |  Hostos Community College</w:t>
-      </w:r>
-      <w:r>
-        <w:rPr>
-          <w:rFonts w:ascii="Calibri" w:cs="Calibri" w:eastAsia="Calibri" w:hAnsi="Calibri"/>
-          <w:sz w:val="20"/>
-          <w:szCs w:val="20"/>
-        </w:rPr>
-        <w:t xml:space="preserve">	2017 - 2019</w:t>
-      </w:r>
-    </w:p>
-    <w:p>
-      <w:pPr>
-        <w:pStyle w:val="ListParagraph"/>
-        <w:numPr>
-          <w:ilvl w:val="0"/>
-          <w:numId w:val="2"/>
-        </w:numPr>
-        <w:spacing w:after="60"/>
-      </w:pPr>
-      <w:r>
-        <w:rPr>
-          <w:rFonts w:ascii="Calibri" w:cs="Calibri" w:eastAsia="Calibri" w:hAnsi="Calibri"/>
-          <w:sz w:val="21"/>
-          <w:szCs w:val="21"/>
-        </w:rPr>
-        <w:t xml:space="preserve">Managed large-scale digital communications reaching audiences of up to 20,000.</w:t>
-      </w:r>
-    </w:p>
-    <w:p>
-      <w:pPr>
-        <w:pStyle w:val="ListParagraph"/>
-        <w:numPr>
-          <w:ilvl w:val="0"/>
-          <w:numId w:val="2"/>
-        </w:numPr>
-        <w:spacing w:after="60"/>
-      </w:pPr>
-      <w:r>
-        <w:rPr>
-          <w:rFonts w:ascii="Calibri" w:cs="Calibri" w:eastAsia="Calibri" w:hAnsi="Calibri"/>
-          <w:sz w:val="21"/>
-          <w:szCs w:val="21"/>
-        </w:rPr>
-        <w:t xml:space="preserve">Led a New York citywide MTA advertising campaign for the college's 50th anniversary.</w:t>
-      </w:r>
-    </w:p>
-    <w:p>
-      <w:pPr>
-        <w:pStyle w:val="ListParagraph"/>
-        <w:numPr>
-          <w:ilvl w:val="0"/>
-          <w:numId w:val="2"/>
-        </w:numPr>
-        <w:spacing w:after="60"/>
-      </w:pPr>
-      <w:r>
-        <w:rPr>
-          <w:rFonts w:ascii="Calibri" w:cs="Calibri" w:eastAsia="Calibri" w:hAnsi="Calibri"/>
-          <w:sz w:val="21"/>
-          <w:szCs w:val="21"/>
-        </w:rPr>
-        <w:t xml:space="preserve">Designed for major campus events, including full-wall wrapping installations across all campus lobbies and window designs for the Campus Registrar's Office.</w:t>
-      </w:r>
-    </w:p>
-    <w:p>
-      <w:pPr>
-        <w:tabs>
-          <w:tab w:val="right" w:pos="9360"/>
-        </w:tabs>
-        <w:spacing w:after="20" w:before="160"/>
-      </w:pPr>
-      <w:r>
-        <w:rPr>
-          <w:rFonts w:ascii="Calibri" w:cs="Calibri" w:eastAsia="Calibri" w:hAnsi="Calibri"/>
-          <w:b/>
-          <w:bCs/>
-          <w:sz w:val="22"/>
-          <w:szCs w:val="22"/>
-        </w:rPr>
-        <w:t xml:space="preserve">Freelance Web Designer</w:t>
-      </w:r>
-      <w:r>
-        <w:rPr>
-          <w:rFonts w:ascii="Calibri" w:cs="Calibri" w:eastAsia="Calibri" w:hAnsi="Calibri"/>
-          <w:b/>
-          <w:bCs/>
-          <w:sz w:val="22"/>
-          <w:szCs w:val="22"/>
-        </w:rPr>
-        <w:t xml:space="preserve">  |  Hostos Art Center</w:t>
+        <w:t xml:space="preserve">Freelance Web Designer  |  Hostos Art Center</w:t>
       </w:r>
       <w:r>
         <w:rPr>
